--- a/K_토양침식성인자/중간보고서_토양침식성인자_요약.docx
+++ b/K_토양침식성인자/중간보고서_토양침식성인자_요약.docx
@@ -1753,7 +1753,7 @@
                 <w:sz w:val="19"/>
                 <w:szCs w:val="19"/>
               </w:rPr>
-              <w:t xml:space="preserve">K 결측·이상치 보정 (이름) / C 김연지 / R·LS·P (이름) / 통합·발표 팀 전체</w:t>
+              <w:t xml:space="preserve">K 결측·이상치 보정 (이름) / C (이름) / R·LS·P (이름) / 통합·발표 팀 전체</w:t>
             </w:r>
           </w:p>
         </w:tc>

--- a/K_토양침식성인자/중간보고서_토양침식성인자_요약.docx
+++ b/K_토양침식성인자/중간보고서_토양침식성인자_요약.docx
@@ -1669,7 +1669,7 @@
                 <w:sz w:val="19"/>
                 <w:szCs w:val="19"/>
               </w:rPr>
-              <w:t xml:space="preserve">미수록 토양통 5개는 흙토람 토양통 설명서 분석치로 K를 계산해 채우고, 결측 필지 보간 방식 비교, HWSD 결측 코드 제외</w:t>
+              <w:t xml:space="preserve">미수록 토양통 5개는 흙토람 대표토양 분석치를 추가 확보해 고시 식으로 K를 계산해 채우고, 결측 필지 보간 방식 비교, HWSD 결측 코드 제외</w:t>
             </w:r>
           </w:p>
           <w:p>
@@ -1725,7 +1725,7 @@
                 <w:sz w:val="19"/>
                 <w:szCs w:val="19"/>
               </w:rPr>
-              <w:t xml:space="preserve">보정된 K로 R·LS·C·P와 RUSLE 토양유실량 산정, 보정 전후 민감도 비교, 최종 발표 준비</w:t>
+              <w:t xml:space="preserve">보정된 K를 팀 RUSLE 계산용 격자(EPSG:5179, DEM 90m)로 제공, 보정 전후 K 순위 비교, 최종 발표 준비</w:t>
             </w:r>
           </w:p>
           <w:p>
@@ -1745,15 +1745,15 @@
                 <w:sz w:val="19"/>
                 <w:szCs w:val="19"/>
               </w:rPr>
-              <w:t xml:space="preserve">R&amp;R: </w:t>
-            </w:r>
-            <w:r>
-              <w:rPr>
-                <w:rFonts w:ascii="맑은 고딕" w:cs="맑은 고딕" w:eastAsia="맑은 고딕" w:hAnsi="맑은 고딕"/>
-                <w:sz w:val="19"/>
-                <w:szCs w:val="19"/>
-              </w:rPr>
-              <w:t xml:space="preserve">K 결측·이상치 보정 (이름) / C (이름) / R·LS·P (이름) / 통합·발표 팀 전체</w:t>
+              <w:t xml:space="preserve">R&amp;R(K 파트): </w:t>
+            </w:r>
+            <w:r>
+              <w:rPr>
+                <w:rFonts w:ascii="맑은 고딕" w:cs="맑은 고딕" w:eastAsia="맑은 고딕" w:hAnsi="맑은 고딕"/>
+                <w:sz w:val="19"/>
+                <w:szCs w:val="19"/>
+              </w:rPr>
+              <w:t xml:space="preserve">결측치·이상치 보정 → K 최종값 확정·제공 → 결과 지도·표, AI 활용 기록표 정리</w:t>
             </w:r>
           </w:p>
         </w:tc>
